--- a/vvdn/mosfets/power-trench-mosfet/README.docx
+++ b/vvdn/mosfets/power-trench-mosfet/README.docx
@@ -69,52 +69,7 @@
           <w:color w:val="282C34"/>
           <w:sz w:val="21"/>
         </w:rPr>
-        <w:t>) is a vertical power transistor architecture designed to minimize on-resistance (</w:t>
-      </w:r>
-      <w:r>
-        <w:rPr>
-          <w:i/>
-          <w:color w:val="145AA0"/>
-          <w:sz w:val="21"/>
-        </w:rPr>
-        <w:t>R_{DS(on)</w:t>
-      </w:r>
-      <w:r>
-        <w:rPr>
-          <w:color w:val="282C34"/>
-          <w:sz w:val="21"/>
-        </w:rPr>
-        <w:t>) in the low-to-medium voltage domain (</w:t>
-      </w:r>
-      <w:r>
-        <w:rPr>
-          <w:i/>
-          <w:color w:val="145AA0"/>
-          <w:sz w:val="21"/>
-        </w:rPr>
-        <w:t>20\,V \dots 100\,V</w:t>
-      </w:r>
-      <w:r>
-        <w:rPr>
-          <w:color w:val="282C34"/>
-          <w:sz w:val="21"/>
-        </w:rPr>
-        <w:t xml:space="preserve">). By etching vertical trenches into the silicon and forming vertical conduction channels along the trench sidewalls, trench technology eliminates the parasitic JFET resistance inherent to planar power MOSFETs and achieves cellular densities exceeding </w:t>
-      </w:r>
-      <w:r>
-        <w:rPr>
-          <w:i/>
-          <w:color w:val="145AA0"/>
-          <w:sz w:val="21"/>
-        </w:rPr>
-        <w:t>10^8\,cells/cm^2</w:t>
-      </w:r>
-      <w:r>
-        <w:rPr>
-          <w:color w:val="282C34"/>
-          <w:sz w:val="21"/>
-        </w:rPr>
-        <w:t>.</w:t>
+        <w:t>) is a vertical power transistor architecture designed to minimize on-resistance (R_DS(on)) in the low-to-medium voltage domain (20 V ... 100 V). By etching vertical trenches into the silicon and forming vertical conduction channels along the trench sidewalls, trench technology eliminates the parasitic JFET resistance inherent to planar power MOSFETs and achieves cellular densities exceeding 10^8 cells/cm^2.</w:t>
       </w:r>
     </w:p>
     <w:p>
@@ -243,30 +198,158 @@
         <w:t>In planar power MOSFETs, the total on-resistance consists of:</w:t>
       </w:r>
     </w:p>
+    <w:tbl>
+      <w:tblPr>
+        <w:tblW w:type="auto" w:w="0"/>
+        <w:jc w:val="center"/>
+        <w:tblLook w:firstColumn="1" w:firstRow="1" w:lastColumn="0" w:lastRow="0" w:noHBand="0" w:noVBand="1" w:val="04A0"/>
+      </w:tblPr>
+      <w:tblGrid>
+        <w:gridCol w:w="9792"/>
+      </w:tblGrid>
+      <w:tr>
+        <w:tc>
+          <w:tcPr>
+            <w:tcW w:type="dxa" w:w="9792"/>
+            <w:shd w:fill="F5F6F8"/>
+            <w:tcMar>
+              <w:top w:w="80" w:type="dxa"/>
+              <w:bottom w:w="80" w:type="dxa"/>
+              <w:left w:w="140" w:type="dxa"/>
+              <w:right w:w="140" w:type="dxa"/>
+            </w:tcMar>
+            <w:tcBorders>
+              <w:left w:val="single" w:sz="18" w:space="0" w:color="CBD5E0"/>
+              <w:top w:val="none"/>
+              <w:right w:val="none"/>
+              <w:bottom w:val="none"/>
+            </w:tcBorders>
+          </w:tcPr>
+          <w:p>
+            <w:pPr>
+              <w:spacing w:line="240" w:lineRule="auto" w:after="0"/>
+            </w:pPr>
+            <w:r>
+              <w:rPr>
+                <w:rFonts w:ascii="Consolas" w:hAnsi="Consolas"/>
+                <w:color w:val="2D3748"/>
+                <w:sz w:val="18"/>
+              </w:rPr>
+              <w:t>R_DS(on) = R_source + R_ch + R_JFET + R_drift + R_sub + R_contact</w:t>
+            </w:r>
+          </w:p>
+        </w:tc>
+      </w:tr>
+    </w:tbl>
+    <w:p/>
     <w:p>
       <w:pPr>
         <w:spacing w:after="80"/>
       </w:pPr>
       <w:r>
         <w:rPr>
-          <w:i/>
-          <w:color w:val="145AA0"/>
+          <w:color w:val="282C34"/>
           <w:sz w:val="21"/>
         </w:rPr>
+        <w:t>Where:</w:t>
       </w:r>
+    </w:p>
+    <w:p>
+      <w:pPr>
+        <w:pStyle w:val="ListBullet"/>
+        <w:spacing w:after="40"/>
+        <w:ind w:left="360"/>
+      </w:pPr>
       <w:r>
         <w:rPr>
           <w:color w:val="282C34"/>
           <w:sz w:val="21"/>
         </w:rPr>
-        <w:t>R_{DS(on)} = R_{source} + R_{ch} + R_{JFET} + R_{drift} + R_{sub} + R_{contact}</w:t>
+        <w:t>R_DS(on): Total device drain-to-source on-state resistance (Ω)</w:t>
       </w:r>
+    </w:p>
+    <w:p>
+      <w:pPr>
+        <w:pStyle w:val="ListBullet"/>
+        <w:spacing w:after="40"/>
+        <w:ind w:left="360"/>
+      </w:pPr>
       <w:r>
         <w:rPr>
-          <w:i/>
-          <w:color w:val="145AA0"/>
+          <w:color w:val="282C34"/>
           <w:sz w:val="21"/>
         </w:rPr>
+        <w:t>R_source: N+ source diffusion region resistance (Ω)</w:t>
+      </w:r>
+    </w:p>
+    <w:p>
+      <w:pPr>
+        <w:pStyle w:val="ListBullet"/>
+        <w:spacing w:after="40"/>
+        <w:ind w:left="360"/>
+      </w:pPr>
+      <w:r>
+        <w:rPr>
+          <w:color w:val="282C34"/>
+          <w:sz w:val="21"/>
+        </w:rPr>
+        <w:t>R_ch: Active vertical MOS inversion channel resistance (Ω)</w:t>
+      </w:r>
+    </w:p>
+    <w:p>
+      <w:pPr>
+        <w:pStyle w:val="ListBullet"/>
+        <w:spacing w:after="40"/>
+        <w:ind w:left="360"/>
+      </w:pPr>
+      <w:r>
+        <w:rPr>
+          <w:color w:val="282C34"/>
+          <w:sz w:val="21"/>
+        </w:rPr>
+        <w:t>R_JFET: JFET neck resistance between cells (negligible in vertical trench structures) (Ω)</w:t>
+      </w:r>
+    </w:p>
+    <w:p>
+      <w:pPr>
+        <w:pStyle w:val="ListBullet"/>
+        <w:spacing w:after="40"/>
+        <w:ind w:left="360"/>
+      </w:pPr>
+      <w:r>
+        <w:rPr>
+          <w:color w:val="282C34"/>
+          <w:sz w:val="21"/>
+        </w:rPr>
+        <w:t>R_drift: Low-doped N- epitaxial drift region resistance (Ω)</w:t>
+      </w:r>
+    </w:p>
+    <w:p>
+      <w:pPr>
+        <w:pStyle w:val="ListBullet"/>
+        <w:spacing w:after="40"/>
+        <w:ind w:left="360"/>
+      </w:pPr>
+      <w:r>
+        <w:rPr>
+          <w:color w:val="282C34"/>
+          <w:sz w:val="21"/>
+        </w:rPr>
+        <w:t>R_sub: Heavily doped N+ silicon substrate resistance (Ω)</w:t>
+      </w:r>
+    </w:p>
+    <w:p>
+      <w:pPr>
+        <w:pStyle w:val="ListBullet"/>
+        <w:spacing w:after="40"/>
+        <w:ind w:left="360"/>
+      </w:pPr>
+      <w:r>
+        <w:rPr>
+          <w:color w:val="282C34"/>
+          <w:sz w:val="21"/>
+        </w:rPr>
+        <w:t>R_contact: Ohmic contact resistance at source and drain metallization interfaces (Ω)</w:t>
       </w:r>
     </w:p>
     <w:p>
@@ -278,52 +361,7 @@
           <w:color w:val="282C34"/>
           <w:sz w:val="21"/>
         </w:rPr>
-        <w:t>In low-voltage devices (</w:t>
-      </w:r>
-      <w:r>
-        <w:rPr>
-          <w:i/>
-          <w:color w:val="145AA0"/>
-          <w:sz w:val="21"/>
-        </w:rPr>
-        <w:t>&lt; 100\,V</w:t>
-      </w:r>
-      <w:r>
-        <w:rPr>
-          <w:color w:val="282C34"/>
-          <w:sz w:val="21"/>
-        </w:rPr>
-        <w:t xml:space="preserve">), the drift region resistance </w:t>
-      </w:r>
-      <w:r>
-        <w:rPr>
-          <w:i/>
-          <w:color w:val="145AA0"/>
-          <w:sz w:val="21"/>
-        </w:rPr>
-        <w:t>R_{drift</w:t>
-      </w:r>
-      <w:r>
-        <w:rPr>
-          <w:color w:val="282C34"/>
-          <w:sz w:val="21"/>
-        </w:rPr>
-        <w:t xml:space="preserve"> is very small. Consequently, the channel resistance </w:t>
-      </w:r>
-      <w:r>
-        <w:rPr>
-          <w:i/>
-          <w:color w:val="145AA0"/>
-          <w:sz w:val="21"/>
-        </w:rPr>
-        <w:t>R_{ch</w:t>
-      </w:r>
-      <w:r>
-        <w:rPr>
-          <w:color w:val="282C34"/>
-          <w:sz w:val="21"/>
-        </w:rPr>
-        <w:t xml:space="preserve"> and the </w:t>
+        <w:t xml:space="preserve">In low-voltage devices (&lt; 100 V), the drift region resistance R_drift is very small. Consequently, the channel resistance R_ch and the </w:t>
       </w:r>
       <w:r>
         <w:rPr>
@@ -338,37 +376,7 @@
           <w:color w:val="282C34"/>
           <w:sz w:val="21"/>
         </w:rPr>
-        <w:t xml:space="preserve"> (</w:t>
-      </w:r>
-      <w:r>
-        <w:rPr>
-          <w:i/>
-          <w:color w:val="145AA0"/>
-          <w:sz w:val="21"/>
-        </w:rPr>
-        <w:t>R_{JFET</w:t>
-      </w:r>
-      <w:r>
-        <w:rPr>
-          <w:color w:val="282C34"/>
-          <w:sz w:val="21"/>
-        </w:rPr>
-        <w:t xml:space="preserve">) between adjacent p-body diffusions accounted for over </w:t>
-      </w:r>
-      <w:r>
-        <w:rPr>
-          <w:i/>
-          <w:color w:val="145AA0"/>
-          <w:sz w:val="21"/>
-        </w:rPr>
-        <w:t>60\%</w:t>
-      </w:r>
-      <w:r>
-        <w:rPr>
-          <w:color w:val="282C34"/>
-          <w:sz w:val="21"/>
-        </w:rPr>
-        <w:t xml:space="preserve"> of total losses.</w:t>
+        <w:t xml:space="preserve"> (R_JFET) between adjacent p-body diffusions accounted for over 60\% of total losses.</w:t>
       </w:r>
     </w:p>
     <w:p>
@@ -460,22 +468,7 @@
           <w:color w:val="282C34"/>
           <w:sz w:val="21"/>
         </w:rPr>
-        <w:t xml:space="preserve"> (</w:t>
-      </w:r>
-      <w:r>
-        <w:rPr>
-          <w:i/>
-          <w:color w:val="145AA0"/>
-          <w:sz w:val="21"/>
-        </w:rPr>
-        <w:t>R_{JFET \rightarrow 0</w:t>
-      </w:r>
-      <w:r>
-        <w:rPr>
-          <w:color w:val="282C34"/>
-          <w:sz w:val="21"/>
-        </w:rPr>
-        <w:t>).</w:t>
+        <w:t xml:space="preserve"> (R_JFET -&gt; 0).</w:t>
       </w:r>
     </w:p>
     <w:p>
@@ -522,37 +515,7 @@
           <w:color w:val="282C34"/>
           <w:sz w:val="21"/>
         </w:rPr>
-        <w:t xml:space="preserve">While standard trench MOSFETs drastically reduced </w:t>
-      </w:r>
-      <w:r>
-        <w:rPr>
-          <w:i/>
-          <w:color w:val="145AA0"/>
-          <w:sz w:val="21"/>
-        </w:rPr>
-        <w:t>R_{DS(on)</w:t>
-      </w:r>
-      <w:r>
-        <w:rPr>
-          <w:color w:val="282C34"/>
-          <w:sz w:val="21"/>
-        </w:rPr>
-        <w:t>, they suffered from large gate-to-drain capacitance (</w:t>
-      </w:r>
-      <w:r>
-        <w:rPr>
-          <w:i/>
-          <w:color w:val="145AA0"/>
-          <w:sz w:val="21"/>
-        </w:rPr>
-        <w:t>C_{gd / C_{rss</w:t>
-      </w:r>
-      <w:r>
-        <w:rPr>
-          <w:color w:val="282C34"/>
-          <w:sz w:val="21"/>
-        </w:rPr>
-        <w:t>) because the bottom of the conductive polysilicon gate was in direct capacitive contact with the high-voltage drain drift region:</w:t>
+        <w:t>While standard trench MOSFETs drastically reduced R_DS(on), they suffered from large gate-to-drain capacitance (C_gd / C_rss) because the bottom of the conductive polysilicon gate was in direct capacitive contact with the high-voltage drain drift region:</w:t>
       </w:r>
     </w:p>
     <w:tbl>
@@ -642,7 +605,7 @@
           <w:color w:val="282C34"/>
           <w:sz w:val="21"/>
         </w:rPr>
-        <w:t>$C_{gd}$ Decoupling</w:t>
+        <w:t>C_gd Decoupling</w:t>
       </w:r>
       <w:r>
         <w:rPr>
@@ -664,37 +627,7 @@
           <w:color w:val="282C34"/>
           <w:sz w:val="21"/>
         </w:rPr>
-        <w:t xml:space="preserve"> (Ground in low-side switches). This acts as an electrostatic Faraday shield, dropping Miller capacitance </w:t>
-      </w:r>
-      <w:r>
-        <w:rPr>
-          <w:i/>
-          <w:color w:val="145AA0"/>
-          <w:sz w:val="21"/>
-        </w:rPr>
-        <w:t>C_{gd</w:t>
-      </w:r>
-      <w:r>
-        <w:rPr>
-          <w:color w:val="282C34"/>
-          <w:sz w:val="21"/>
-        </w:rPr>
-        <w:t xml:space="preserve"> by up to </w:t>
-      </w:r>
-      <w:r>
-        <w:rPr>
-          <w:i/>
-          <w:color w:val="145AA0"/>
-          <w:sz w:val="21"/>
-        </w:rPr>
-        <w:t>70\%</w:t>
-      </w:r>
-      <w:r>
-        <w:rPr>
-          <w:color w:val="282C34"/>
-          <w:sz w:val="21"/>
-        </w:rPr>
-        <w:t>.</w:t>
+        <w:t xml:space="preserve"> (Ground in low-side switches). This acts as an electrostatic Faraday shield, dropping Miller capacitance C_gd by up to 70\%.</w:t>
       </w:r>
     </w:p>
     <w:p>
@@ -709,29 +642,14 @@
           <w:color w:val="282C34"/>
           <w:sz w:val="21"/>
         </w:rPr>
-        <w:t>Reduced Figure-of-Merit ($FOM = R_{DS(on)} \times Q_g$)</w:t>
+        <w:t>Reduced Figure-of-Merit (FOM = R_DS(on) * Q_g)</w:t>
       </w:r>
       <w:r>
         <w:rPr>
           <w:color w:val="282C34"/>
           <w:sz w:val="21"/>
         </w:rPr>
-        <w:t xml:space="preserve">: Allows power converters to switch at frequencies above </w:t>
-      </w:r>
-      <w:r>
-        <w:rPr>
-          <w:i/>
-          <w:color w:val="145AA0"/>
-          <w:sz w:val="21"/>
-        </w:rPr>
-        <w:t>1\,MHz</w:t>
-      </w:r>
-      <w:r>
-        <w:rPr>
-          <w:color w:val="282C34"/>
-          <w:sz w:val="21"/>
-        </w:rPr>
-        <w:t xml:space="preserve"> with high efficiency.</w:t>
+        <w:t>: Allows power converters to switch at frequencies above 1 MHz with high efficiency.</w:t>
       </w:r>
     </w:p>
     <w:p>
@@ -786,37 +704,7 @@
           <w:color w:val="282C34"/>
           <w:sz w:val="21"/>
         </w:rPr>
-        <w:t xml:space="preserve">In synchronous step-down (buck) DC-DC converters (e.g., </w:t>
-      </w:r>
-      <w:r>
-        <w:rPr>
-          <w:i/>
-          <w:color w:val="145AA0"/>
-          <w:sz w:val="21"/>
-        </w:rPr>
-        <w:t>12\,V \rightarrow 1.0\,V</w:t>
-      </w:r>
-      <w:r>
-        <w:rPr>
-          <w:color w:val="282C34"/>
-          <w:sz w:val="21"/>
-        </w:rPr>
-        <w:t xml:space="preserve"> for CPU/FPGA Core rails at </w:t>
-      </w:r>
-      <w:r>
-        <w:rPr>
-          <w:i/>
-          <w:color w:val="145AA0"/>
-          <w:sz w:val="21"/>
-        </w:rPr>
-        <w:t>40\,A</w:t>
-      </w:r>
-      <w:r>
-        <w:rPr>
-          <w:color w:val="282C34"/>
-          <w:sz w:val="21"/>
-        </w:rPr>
-        <w:t>), the design requirements for the High-Side (Control FET) and Low-Side (Sync FET) are fundamentally divergent:</w:t>
+        <w:t>In synchronous step-down (buck) DC-DC converters (e.g., 12 V -&gt; 1.0 V for CPU/FPGA Core rails at 40 A), the design requirements for the High-Side (Control FET) and Low-Side (Sync FET) are fundamentally divergent:</w:t>
       </w:r>
     </w:p>
     <w:tbl>
@@ -941,22 +829,7 @@
           <w:color w:val="282C34"/>
           <w:sz w:val="21"/>
         </w:rPr>
-        <w:t xml:space="preserve">Operates for only </w:t>
-      </w:r>
-      <w:r>
-        <w:rPr>
-          <w:i/>
-          <w:color w:val="145AA0"/>
-          <w:sz w:val="21"/>
-        </w:rPr>
-        <w:t>8.3\%</w:t>
-      </w:r>
-      <w:r>
-        <w:rPr>
-          <w:color w:val="282C34"/>
-          <w:sz w:val="21"/>
-        </w:rPr>
-        <w:t xml:space="preserve"> of the time.</w:t>
+        <w:t>Operates for only 8.3\% of the time.</w:t>
       </w:r>
     </w:p>
     <w:p>
@@ -985,22 +858,7 @@
           <w:color w:val="282C34"/>
           <w:sz w:val="21"/>
         </w:rPr>
-        <w:t xml:space="preserve"> (</w:t>
-      </w:r>
-      <w:r>
-        <w:rPr>
-          <w:i/>
-          <w:color w:val="145AA0"/>
-          <w:sz w:val="21"/>
-        </w:rPr>
-        <w:t>P_{sw \propto Q_g, Q_{gd</w:t>
-      </w:r>
-      <w:r>
-        <w:rPr>
-          <w:color w:val="282C34"/>
-          <w:sz w:val="21"/>
-        </w:rPr>
-        <w:t>).</w:t>
+        <w:t xml:space="preserve"> (P_sw proportional to Q_g, Q_gd).</w:t>
       </w:r>
     </w:p>
     <w:p>
@@ -1022,67 +880,7 @@
           <w:color w:val="282C34"/>
           <w:sz w:val="21"/>
         </w:rPr>
-        <w:t xml:space="preserve">: Choose an SGT trench MOSFET with lowest possible </w:t>
-      </w:r>
-      <w:r>
-        <w:rPr>
-          <w:i/>
-          <w:color w:val="145AA0"/>
-          <w:sz w:val="21"/>
-        </w:rPr>
-        <w:t>Q_{gd</w:t>
-      </w:r>
-      <w:r>
-        <w:rPr>
-          <w:color w:val="282C34"/>
-          <w:sz w:val="21"/>
-        </w:rPr>
-        <w:t xml:space="preserve"> and </w:t>
-      </w:r>
-      <w:r>
-        <w:rPr>
-          <w:i/>
-          <w:color w:val="145AA0"/>
-          <w:sz w:val="21"/>
-        </w:rPr>
-        <w:t>Q_g</w:t>
-      </w:r>
-      <w:r>
-        <w:rPr>
-          <w:color w:val="282C34"/>
-          <w:sz w:val="21"/>
-        </w:rPr>
-        <w:t xml:space="preserve">, even if </w:t>
-      </w:r>
-      <w:r>
-        <w:rPr>
-          <w:i/>
-          <w:color w:val="145AA0"/>
-          <w:sz w:val="21"/>
-        </w:rPr>
-        <w:t>R_{DS(on)</w:t>
-      </w:r>
-      <w:r>
-        <w:rPr>
-          <w:color w:val="282C34"/>
-          <w:sz w:val="21"/>
-        </w:rPr>
-        <w:t xml:space="preserve"> is slightly higher (e.g., </w:t>
-      </w:r>
-      <w:r>
-        <w:rPr>
-          <w:i/>
-          <w:color w:val="145AA0"/>
-          <w:sz w:val="21"/>
-        </w:rPr>
-        <w:t>5\,m\Omega - 10\,m\Omega</w:t>
-      </w:r>
-      <w:r>
-        <w:rPr>
-          <w:color w:val="282C34"/>
-          <w:sz w:val="21"/>
-        </w:rPr>
-        <w:t>).</w:t>
+        <w:t>: Choose an SGT trench MOSFET with lowest possible Q_gd and Q_g, even if R_DS(on) is slightly higher (e.g., 5 mΩ - 10 mΩ).</w:t>
       </w:r>
     </w:p>
     <w:p>
@@ -1118,22 +916,7 @@
           <w:color w:val="282C34"/>
           <w:sz w:val="21"/>
         </w:rPr>
-        <w:t xml:space="preserve">Operates for </w:t>
-      </w:r>
-      <w:r>
-        <w:rPr>
-          <w:i/>
-          <w:color w:val="145AA0"/>
-          <w:sz w:val="21"/>
-        </w:rPr>
-        <w:t>91.7\%</w:t>
-      </w:r>
-      <w:r>
-        <w:rPr>
-          <w:color w:val="282C34"/>
-          <w:sz w:val="21"/>
-        </w:rPr>
-        <w:t xml:space="preserve"> of the time.</w:t>
+        <w:t>Operates for 91.7\% of the time.</w:t>
       </w:r>
     </w:p>
     <w:p>
@@ -1162,22 +945,7 @@
           <w:color w:val="282C34"/>
           <w:sz w:val="21"/>
         </w:rPr>
-        <w:t xml:space="preserve"> (</w:t>
-      </w:r>
-      <w:r>
-        <w:rPr>
-          <w:i/>
-          <w:color w:val="145AA0"/>
-          <w:sz w:val="21"/>
-        </w:rPr>
-        <w:t>P_{cond = I_{rms^2 \cdot R_{DS(on)</w:t>
-      </w:r>
-      <w:r>
-        <w:rPr>
-          <w:color w:val="282C34"/>
-          <w:sz w:val="21"/>
-        </w:rPr>
-        <w:t>).</w:t>
+        <w:t xml:space="preserve"> (P_cond = I_rms^2 * R_DS(on)).</w:t>
       </w:r>
     </w:p>
     <w:p>
@@ -1199,37 +967,7 @@
           <w:color w:val="282C34"/>
           <w:sz w:val="21"/>
         </w:rPr>
-        <w:t xml:space="preserve">: Minimize </w:t>
-      </w:r>
-      <w:r>
-        <w:rPr>
-          <w:i/>
-          <w:color w:val="145AA0"/>
-          <w:sz w:val="21"/>
-        </w:rPr>
-        <w:t>R_{DS(on)</w:t>
-      </w:r>
-      <w:r>
-        <w:rPr>
-          <w:color w:val="282C34"/>
-          <w:sz w:val="21"/>
-        </w:rPr>
-        <w:t xml:space="preserve"> at all costs (e.g., </w:t>
-      </w:r>
-      <w:r>
-        <w:rPr>
-          <w:i/>
-          <w:color w:val="145AA0"/>
-          <w:sz w:val="21"/>
-        </w:rPr>
-        <w:t>&lt; 1.5\,m\Omega</w:t>
-      </w:r>
-      <w:r>
-        <w:rPr>
-          <w:color w:val="282C34"/>
-          <w:sz w:val="21"/>
-        </w:rPr>
-        <w:t>).</w:t>
+        <w:t>: Minimize R_DS(on) at all costs (e.g., &lt; 1.5 mΩ).</w:t>
       </w:r>
     </w:p>
     <w:p>
@@ -1251,97 +989,7 @@
           <w:color w:val="282C34"/>
           <w:sz w:val="21"/>
         </w:rPr>
-        <w:t xml:space="preserve">: Must guarantee </w:t>
-      </w:r>
-      <w:r>
-        <w:rPr>
-          <w:i/>
-          <w:color w:val="145AA0"/>
-          <w:sz w:val="21"/>
-        </w:rPr>
-        <w:t>\frac{C_{gs{C_{gd &gt; 2.0</w:t>
-      </w:r>
-      <w:r>
-        <w:rPr>
-          <w:color w:val="282C34"/>
-          <w:sz w:val="21"/>
-        </w:rPr>
-        <w:t>. If the switch node swings abruptly (</w:t>
-      </w:r>
-      <w:r>
-        <w:rPr>
-          <w:i/>
-          <w:color w:val="145AA0"/>
-          <w:sz w:val="21"/>
-        </w:rPr>
-        <w:t>dv/dt &gt; 20\,V/ns</w:t>
-      </w:r>
-      <w:r>
-        <w:rPr>
-          <w:color w:val="282C34"/>
-          <w:sz w:val="21"/>
-        </w:rPr>
-        <w:t xml:space="preserve">) when the High-Side FET turns on, displacement current through </w:t>
-      </w:r>
-      <w:r>
-        <w:rPr>
-          <w:i/>
-          <w:color w:val="145AA0"/>
-          <w:sz w:val="21"/>
-        </w:rPr>
-        <w:t>C_{gd</w:t>
-      </w:r>
-      <w:r>
-        <w:rPr>
-          <w:color w:val="282C34"/>
-          <w:sz w:val="21"/>
-        </w:rPr>
-        <w:t xml:space="preserve"> injects charge into the Low-Side gate. If </w:t>
-      </w:r>
-      <w:r>
-        <w:rPr>
-          <w:i/>
-          <w:color w:val="145AA0"/>
-          <w:sz w:val="21"/>
-        </w:rPr>
-        <w:t>C_{gs</w:t>
-      </w:r>
-      <w:r>
-        <w:rPr>
-          <w:color w:val="282C34"/>
-          <w:sz w:val="21"/>
-        </w:rPr>
-        <w:t xml:space="preserve"> is insufficient, </w:t>
-      </w:r>
-      <w:r>
-        <w:rPr>
-          <w:i/>
-          <w:color w:val="145AA0"/>
-          <w:sz w:val="21"/>
-        </w:rPr>
-        <w:t>V_{GS(LS)</w:t>
-      </w:r>
-      <w:r>
-        <w:rPr>
-          <w:color w:val="282C34"/>
-          <w:sz w:val="21"/>
-        </w:rPr>
-        <w:t xml:space="preserve"> bounces above </w:t>
-      </w:r>
-      <w:r>
-        <w:rPr>
-          <w:i/>
-          <w:color w:val="145AA0"/>
-          <w:sz w:val="21"/>
-        </w:rPr>
-        <w:t>V_{TH</w:t>
-      </w:r>
-      <w:r>
-        <w:rPr>
-          <w:color w:val="282C34"/>
-          <w:sz w:val="21"/>
-        </w:rPr>
-        <w:t>, causing instantaneous bridge shoot-through and catastrophic destruction.</w:t>
+        <w:t>: Must guarantee C_gs / C_gd &gt; 2.0. If the switch node swings abruptly (dv/dt &gt; 20 V/ns) when the High-Side FET turns on, displacement current through C_gd injects charge into the Low-Side gate. If C_gs is insufficient, V_GS(LS) bounces above V_TH, causing instantaneous bridge shoot-through and catastrophic destruction.</w:t>
       </w:r>
     </w:p>
     <w:p>
@@ -1487,11 +1135,10 @@
             <w:r>
               <w:rPr>
                 <w:b/>
-                <w:i/>
-                <w:color w:val="145AA0"/>
+                <w:color w:val="FFFFFF"/>
                 <w:sz w:val="19"/>
               </w:rPr>
-              <w:t>V_{DS(max)</w:t>
+              <w:t>V_DS(max)</w:t>
             </w:r>
           </w:p>
         </w:tc>
@@ -1514,11 +1161,10 @@
             <w:r>
               <w:rPr>
                 <w:b/>
-                <w:i/>
-                <w:color w:val="145AA0"/>
+                <w:color w:val="FFFFFF"/>
                 <w:sz w:val="19"/>
               </w:rPr>
-              <w:t>I_{D(max)</w:t>
+              <w:t>I_D(max)</w:t>
             </w:r>
           </w:p>
         </w:tc>
@@ -1541,19 +1187,10 @@
             <w:r>
               <w:rPr>
                 <w:b/>
-                <w:i/>
-                <w:color w:val="145AA0"/>
-                <w:sz w:val="19"/>
-              </w:rPr>
-              <w:t>R_{DS(on)</w:t>
-            </w:r>
-            <w:r>
-              <w:rPr>
-                <w:b/>
                 <w:color w:val="FFFFFF"/>
                 <w:sz w:val="19"/>
               </w:rPr>
-              <w:t xml:space="preserve"> (@10V)</w:t>
+              <w:t>R_DS(on) (@10V)</w:t>
             </w:r>
           </w:p>
         </w:tc>
@@ -1576,19 +1213,10 @@
             <w:r>
               <w:rPr>
                 <w:b/>
-                <w:i/>
-                <w:color w:val="145AA0"/>
-                <w:sz w:val="19"/>
-              </w:rPr>
-              <w:t>Q_g</w:t>
-            </w:r>
-            <w:r>
-              <w:rPr>
-                <w:b/>
                 <w:color w:val="FFFFFF"/>
                 <w:sz w:val="19"/>
               </w:rPr>
-              <w:t xml:space="preserve"> (Typ)</w:t>
+              <w:t>Q_g (Typ)</w:t>
             </w:r>
           </w:p>
         </w:tc>
@@ -1689,22 +1317,7 @@
                 <w:color w:val="282C34"/>
                 <w:sz w:val="18"/>
               </w:rPr>
-              <w:t xml:space="preserve">SON </w:t>
-            </w:r>
-            <w:r>
-              <w:rPr>
-                <w:i/>
-                <w:color w:val="145AA0"/>
-                <w:sz w:val="18"/>
-              </w:rPr>
-              <w:t>5× 6</w:t>
-            </w:r>
-            <w:r>
-              <w:rPr>
-                <w:color w:val="282C34"/>
-                <w:sz w:val="18"/>
-              </w:rPr>
-              <w:t xml:space="preserve"> mm</w:t>
+              <w:t>SON 5* 6 mm</w:t>
             </w:r>
           </w:p>
         </w:tc>
@@ -1725,11 +1338,10 @@
             </w:pPr>
             <w:r>
               <w:rPr>
-                <w:i/>
-                <w:color w:val="145AA0"/>
+                <w:color w:val="282C34"/>
                 <w:sz w:val="18"/>
               </w:rPr>
-              <w:t>60\,V</w:t>
+              <w:t>60 V</w:t>
             </w:r>
           </w:p>
         </w:tc>
@@ -1750,11 +1362,10 @@
             </w:pPr>
             <w:r>
               <w:rPr>
-                <w:i/>
-                <w:color w:val="145AA0"/>
+                <w:color w:val="282C34"/>
                 <w:sz w:val="18"/>
               </w:rPr>
-              <w:t>100\,A</w:t>
+              <w:t>100 A</w:t>
             </w:r>
           </w:p>
         </w:tc>
@@ -1775,11 +1386,10 @@
             </w:pPr>
             <w:r>
               <w:rPr>
-                <w:i/>
-                <w:color w:val="145AA0"/>
+                <w:color w:val="282C34"/>
                 <w:sz w:val="18"/>
               </w:rPr>
-              <w:t>7.8\,m\Omega</w:t>
+              <w:t>7.8 mΩ</w:t>
             </w:r>
           </w:p>
         </w:tc>
@@ -1800,11 +1410,10 @@
             </w:pPr>
             <w:r>
               <w:rPr>
-                <w:i/>
-                <w:color w:val="145AA0"/>
+                <w:color w:val="282C34"/>
                 <w:sz w:val="18"/>
               </w:rPr>
-              <w:t>13.5\,nC</w:t>
+              <w:t>13.5 nC</w:t>
             </w:r>
           </w:p>
         </w:tc>
@@ -1928,11 +1537,10 @@
             </w:pPr>
             <w:r>
               <w:rPr>
-                <w:i/>
-                <w:color w:val="145AA0"/>
+                <w:color w:val="282C34"/>
                 <w:sz w:val="18"/>
               </w:rPr>
-              <w:t>40\,V</w:t>
+              <w:t>40 V</w:t>
             </w:r>
           </w:p>
         </w:tc>
@@ -1954,11 +1562,10 @@
             </w:pPr>
             <w:r>
               <w:rPr>
-                <w:i/>
-                <w:color w:val="145AA0"/>
+                <w:color w:val="282C34"/>
                 <w:sz w:val="18"/>
               </w:rPr>
-              <w:t>198\,A</w:t>
+              <w:t>198 A</w:t>
             </w:r>
           </w:p>
         </w:tc>
@@ -1980,11 +1587,10 @@
             </w:pPr>
             <w:r>
               <w:rPr>
-                <w:i/>
-                <w:color w:val="145AA0"/>
+                <w:color w:val="282C34"/>
                 <w:sz w:val="18"/>
               </w:rPr>
-              <w:t>1.4\,m\Omega</w:t>
+              <w:t>1.4 mΩ</w:t>
             </w:r>
           </w:p>
         </w:tc>
@@ -2006,11 +1612,10 @@
             </w:pPr>
             <w:r>
               <w:rPr>
-                <w:i/>
-                <w:color w:val="145AA0"/>
+                <w:color w:val="282C34"/>
                 <w:sz w:val="18"/>
               </w:rPr>
-              <w:t>49\,nC</w:t>
+              <w:t>49 nC</w:t>
             </w:r>
           </w:p>
         </w:tc>
@@ -2131,11 +1736,10 @@
             </w:pPr>
             <w:r>
               <w:rPr>
-                <w:i/>
-                <w:color w:val="145AA0"/>
+                <w:color w:val="282C34"/>
                 <w:sz w:val="18"/>
               </w:rPr>
-              <w:t>60\,V</w:t>
+              <w:t>60 V</w:t>
             </w:r>
           </w:p>
         </w:tc>
@@ -2156,11 +1760,10 @@
             </w:pPr>
             <w:r>
               <w:rPr>
-                <w:i/>
-                <w:color w:val="145AA0"/>
+                <w:color w:val="282C34"/>
                 <w:sz w:val="18"/>
               </w:rPr>
-              <w:t>180\,A</w:t>
+              <w:t>180 A</w:t>
             </w:r>
           </w:p>
         </w:tc>
@@ -2181,11 +1784,10 @@
             </w:pPr>
             <w:r>
               <w:rPr>
-                <w:i/>
-                <w:color w:val="145AA0"/>
+                <w:color w:val="282C34"/>
                 <w:sz w:val="18"/>
               </w:rPr>
-              <w:t>1.4\,m\Omega</w:t>
+              <w:t>1.4 mΩ</w:t>
             </w:r>
           </w:p>
         </w:tc>
@@ -2206,11 +1808,10 @@
             </w:pPr>
             <w:r>
               <w:rPr>
-                <w:i/>
-                <w:color w:val="145AA0"/>
+                <w:color w:val="282C34"/>
                 <w:sz w:val="18"/>
               </w:rPr>
-              <w:t>137\,nC</w:t>
+              <w:t>137 nC</w:t>
             </w:r>
           </w:p>
         </w:tc>
@@ -2334,11 +1935,10 @@
             </w:pPr>
             <w:r>
               <w:rPr>
-                <w:i/>
-                <w:color w:val="145AA0"/>
+                <w:color w:val="282C34"/>
                 <w:sz w:val="18"/>
               </w:rPr>
-              <w:t>40\,V</w:t>
+              <w:t>40 V</w:t>
             </w:r>
           </w:p>
         </w:tc>
@@ -2360,11 +1960,10 @@
             </w:pPr>
             <w:r>
               <w:rPr>
-                <w:i/>
-                <w:color w:val="145AA0"/>
+                <w:color w:val="282C34"/>
                 <w:sz w:val="18"/>
               </w:rPr>
-              <w:t>300\,A</w:t>
+              <w:t>300 A</w:t>
             </w:r>
           </w:p>
         </w:tc>
@@ -2386,11 +1985,10 @@
             </w:pPr>
             <w:r>
               <w:rPr>
-                <w:i/>
-                <w:color w:val="145AA0"/>
+                <w:color w:val="282C34"/>
                 <w:sz w:val="18"/>
               </w:rPr>
-              <w:t>1.0\,m\Omega</w:t>
+              <w:t>1.0 mΩ</w:t>
             </w:r>
           </w:p>
         </w:tc>
@@ -2412,11 +2010,10 @@
             </w:pPr>
             <w:r>
               <w:rPr>
-                <w:i/>
-                <w:color w:val="145AA0"/>
+                <w:color w:val="282C34"/>
                 <w:sz w:val="18"/>
               </w:rPr>
-              <w:t>65\,nC</w:t>
+              <w:t>65 nC</w:t>
             </w:r>
           </w:p>
         </w:tc>
